--- a/Datas/documents/CHEVALETS-SXX-NOM DU STAGE_template_002.docx
+++ b/Datas/documents/CHEVALETS-SXX-NOM DU STAGE_template_002.docx
@@ -67,7 +67,7 @@
                 <w:noProof/>
                 <w:lang w:val="en-US"/>
               </w:rPr>
-              <w:t>AUTOPILOT</w:t>
+              <w:t>LITHIUM-ION TMHMS &amp; TMHMI</w:t>
             </w:r>
             <w:r>
               <w:fldChar w:fldCharType="end"/>
@@ -121,7 +121,7 @@
                 <w:szCs w:val="96"/>
                 <w:lang w:val="en-US"/>
               </w:rPr>
-              <w:t>ODIOT</w:t>
+              <w:t>GUYENNET</w:t>
             </w:r>
             <w:r>
               <w:rPr>
@@ -167,7 +167,7 @@
                 <w:szCs w:val="96"/>
                 <w:lang w:val="en-US"/>
               </w:rPr>
-              <w:t>Cédrick</w:t>
+              <w:t>Sébastien</w:t>
             </w:r>
             <w:r>
               <w:rPr>
@@ -274,7 +274,7 @@
                 <w:noProof/>
                 <w:lang w:val="en-US"/>
               </w:rPr>
-              <w:t>AUTOPILOT</w:t>
+              <w:t>LITHIUM-ION TMHMS &amp; TMHMI</w:t>
             </w:r>
             <w:r>
               <w:fldChar w:fldCharType="end"/>
@@ -328,7 +328,7 @@
                 <w:szCs w:val="96"/>
                 <w:lang w:val="en-US"/>
               </w:rPr>
-              <w:t>AMATO</w:t>
+              <w:t>BODINEAU</w:t>
             </w:r>
             <w:r>
               <w:rPr>
@@ -374,7 +374,7 @@
                 <w:szCs w:val="96"/>
                 <w:lang w:val="en-US"/>
               </w:rPr>
-              <w:t>Bruno</w:t>
+              <w:t>Steven</w:t>
             </w:r>
             <w:r>
               <w:rPr>
@@ -465,17 +465,11 @@
             <w:pPr>
               <w:ind w:left="144" w:right="144"/>
               <w:jc w:val="center"/>
-              <w:rPr>
-                <w:lang w:val="en-US"/>
-              </w:rPr>
-            </w:pPr>
-            <w:r>
-              <w:fldChar w:fldCharType="begin"/>
-            </w:r>
-            <w:r>
-              <w:rPr>
-                <w:lang w:val="en-US"/>
-              </w:rPr>
+            </w:pPr>
+            <w:r>
+              <w:fldChar w:fldCharType="begin"/>
+            </w:r>
+            <w:r>
               <w:instrText xml:space="preserve"> MERGEFIELD course_full_name </w:instrText>
             </w:r>
             <w:r>
@@ -484,21 +478,17 @@
             <w:r>
               <w:rPr>
                 <w:noProof/>
-                <w:lang w:val="en-US"/>
-              </w:rPr>
-              <w:t>AUTOPILOT</w:t>
-            </w:r>
-            <w:r>
-              <w:fldChar w:fldCharType="end"/>
-            </w:r>
-          </w:p>
-          <w:p>
-            <w:pPr>
-              <w:ind w:left="144" w:right="144"/>
-              <w:jc w:val="center"/>
-              <w:rPr>
-                <w:lang w:val="en-US"/>
-              </w:rPr>
+              </w:rPr>
+              <w:t>LITHIUM-ION TMHMS &amp; TMHMI</w:t>
+            </w:r>
+            <w:r>
+              <w:fldChar w:fldCharType="end"/>
+            </w:r>
+          </w:p>
+          <w:p>
+            <w:pPr>
+              <w:ind w:left="144" w:right="144"/>
+              <w:jc w:val="center"/>
             </w:pPr>
           </w:p>
           <w:p>
@@ -537,7 +527,7 @@
                 <w:sz w:val="96"/>
                 <w:szCs w:val="96"/>
               </w:rPr>
-              <w:t>VILLETTE</w:t>
+              <w:t>LUBERT</w:t>
             </w:r>
             <w:r>
               <w:rPr>
@@ -580,7 +570,7 @@
                 <w:sz w:val="96"/>
                 <w:szCs w:val="96"/>
               </w:rPr>
-              <w:t>Stéphane</w:t>
+              <w:t>François-Xavier</w:t>
             </w:r>
             <w:r>
               <w:rPr>
@@ -699,7 +689,7 @@
                 <w:noProof/>
                 <w:lang w:val="en-US"/>
               </w:rPr>
-              <w:t>AUTOPILOT</w:t>
+              <w:t>LITHIUM-ION TMHMS &amp; TMHMI</w:t>
             </w:r>
             <w:r>
               <w:fldChar w:fldCharType="end"/>
@@ -753,7 +743,7 @@
                 <w:szCs w:val="96"/>
                 <w:lang w:val="en-US"/>
               </w:rPr>
-              <w:t>DIMOS</w:t>
+              <w:t>BOIZUMEAU</w:t>
             </w:r>
             <w:r>
               <w:rPr>
@@ -799,7 +789,7 @@
                 <w:szCs w:val="96"/>
                 <w:lang w:val="en-US"/>
               </w:rPr>
-              <w:t>Thomas</w:t>
+              <w:t>Rémi</w:t>
             </w:r>
             <w:r>
               <w:rPr>
@@ -843,7 +833,7 @@
                 <w:noProof/>
                 <w:lang w:val="en-US"/>
               </w:rPr>
-              <w:t>Toyota Material Handling France S.A.S.</w:t>
+              <w:t>CMI</w:t>
             </w:r>
             <w:r>
               <w:fldChar w:fldCharType="end"/>
@@ -913,16 +903,6 @@
               <w:instrText xml:space="preserve"> MERGEFIELD course_full_name </w:instrText>
             </w:r>
             <w:r>
-              <w:fldChar w:fldCharType="separate"/>
-            </w:r>
-            <w:r>
-              <w:rPr>
-                <w:noProof/>
-                <w:lang w:val="en-US"/>
-              </w:rPr>
-              <w:t>AUTOPILOT</w:t>
-            </w:r>
-            <w:r>
               <w:fldChar w:fldCharType="end"/>
             </w:r>
           </w:p>
@@ -965,22 +945,6 @@
                 <w:sz w:val="96"/>
                 <w:szCs w:val="96"/>
               </w:rPr>
-              <w:fldChar w:fldCharType="separate"/>
-            </w:r>
-            <w:r>
-              <w:rPr>
-                <w:noProof/>
-                <w:sz w:val="96"/>
-                <w:szCs w:val="96"/>
-                <w:lang w:val="en-US"/>
-              </w:rPr>
-              <w:t>QUENTIN</w:t>
-            </w:r>
-            <w:r>
-              <w:rPr>
-                <w:sz w:val="96"/>
-                <w:szCs w:val="96"/>
-              </w:rPr>
               <w:fldChar w:fldCharType="end"/>
             </w:r>
             <w:r>
@@ -1011,22 +975,6 @@
                 <w:sz w:val="96"/>
                 <w:szCs w:val="96"/>
               </w:rPr>
-              <w:fldChar w:fldCharType="separate"/>
-            </w:r>
-            <w:r>
-              <w:rPr>
-                <w:noProof/>
-                <w:sz w:val="96"/>
-                <w:szCs w:val="96"/>
-                <w:lang w:val="en-US"/>
-              </w:rPr>
-              <w:t>Nicolas</w:t>
-            </w:r>
-            <w:r>
-              <w:rPr>
-                <w:sz w:val="96"/>
-                <w:szCs w:val="96"/>
-              </w:rPr>
               <w:fldChar w:fldCharType="end"/>
             </w:r>
           </w:p>
@@ -1055,16 +1003,6 @@
                 <w:lang w:val="en-US"/>
               </w:rPr>
               <w:instrText xml:space="preserve"> MERGEFIELD institution </w:instrText>
-            </w:r>
-            <w:r>
-              <w:fldChar w:fldCharType="separate"/>
-            </w:r>
-            <w:r>
-              <w:rPr>
-                <w:noProof/>
-                <w:lang w:val="en-US"/>
-              </w:rPr>
-              <w:t>Toyota Material Handling France S.A.S.</w:t>
             </w:r>
             <w:r>
               <w:fldChar w:fldCharType="end"/>
@@ -1134,16 +1072,6 @@
               <w:instrText xml:space="preserve"> MERGEFIELD course_full_name </w:instrText>
             </w:r>
             <w:r>
-              <w:fldChar w:fldCharType="separate"/>
-            </w:r>
-            <w:r>
-              <w:rPr>
-                <w:noProof/>
-                <w:lang w:val="en-US"/>
-              </w:rPr>
-              <w:t>AUTOPILOT</w:t>
-            </w:r>
-            <w:r>
               <w:fldChar w:fldCharType="end"/>
             </w:r>
           </w:p>
@@ -1186,22 +1114,6 @@
                 <w:sz w:val="96"/>
                 <w:szCs w:val="96"/>
               </w:rPr>
-              <w:fldChar w:fldCharType="separate"/>
-            </w:r>
-            <w:r>
-              <w:rPr>
-                <w:noProof/>
-                <w:sz w:val="96"/>
-                <w:szCs w:val="96"/>
-                <w:lang w:val="en-US"/>
-              </w:rPr>
-              <w:t>COUSIN</w:t>
-            </w:r>
-            <w:r>
-              <w:rPr>
-                <w:sz w:val="96"/>
-                <w:szCs w:val="96"/>
-              </w:rPr>
               <w:fldChar w:fldCharType="end"/>
             </w:r>
             <w:r>
@@ -1232,22 +1144,6 @@
                 <w:sz w:val="96"/>
                 <w:szCs w:val="96"/>
               </w:rPr>
-              <w:fldChar w:fldCharType="separate"/>
-            </w:r>
-            <w:r>
-              <w:rPr>
-                <w:noProof/>
-                <w:sz w:val="96"/>
-                <w:szCs w:val="96"/>
-                <w:lang w:val="en-US"/>
-              </w:rPr>
-              <w:t>Jessy</w:t>
-            </w:r>
-            <w:r>
-              <w:rPr>
-                <w:sz w:val="96"/>
-                <w:szCs w:val="96"/>
-              </w:rPr>
               <w:fldChar w:fldCharType="end"/>
             </w:r>
           </w:p>
@@ -1276,16 +1172,6 @@
                 <w:lang w:val="en-US"/>
               </w:rPr>
               <w:instrText xml:space="preserve"> MERGEFIELD institution </w:instrText>
-            </w:r>
-            <w:r>
-              <w:fldChar w:fldCharType="separate"/>
-            </w:r>
-            <w:r>
-              <w:rPr>
-                <w:noProof/>
-                <w:lang w:val="en-US"/>
-              </w:rPr>
-              <w:t>Toyota Material Handling France S.A.S.</w:t>
             </w:r>
             <w:r>
               <w:fldChar w:fldCharType="end"/>
@@ -1356,16 +1242,6 @@
               <w:instrText xml:space="preserve"> MERGEFIELD course_full_name </w:instrText>
             </w:r>
             <w:r>
-              <w:fldChar w:fldCharType="separate"/>
-            </w:r>
-            <w:r>
-              <w:rPr>
-                <w:noProof/>
-                <w:lang w:val="en-US"/>
-              </w:rPr>
-              <w:t>AUTOPILOT</w:t>
-            </w:r>
-            <w:r>
               <w:fldChar w:fldCharType="end"/>
             </w:r>
           </w:p>
@@ -1408,22 +1284,6 @@
                 <w:sz w:val="96"/>
                 <w:szCs w:val="96"/>
               </w:rPr>
-              <w:fldChar w:fldCharType="separate"/>
-            </w:r>
-            <w:r>
-              <w:rPr>
-                <w:noProof/>
-                <w:sz w:val="96"/>
-                <w:szCs w:val="96"/>
-                <w:lang w:val="en-US"/>
-              </w:rPr>
-              <w:t>CHOPLIN</w:t>
-            </w:r>
-            <w:r>
-              <w:rPr>
-                <w:sz w:val="96"/>
-                <w:szCs w:val="96"/>
-              </w:rPr>
               <w:fldChar w:fldCharType="end"/>
             </w:r>
             <w:r>
@@ -1454,22 +1314,6 @@
                 <w:sz w:val="96"/>
                 <w:szCs w:val="96"/>
               </w:rPr>
-              <w:fldChar w:fldCharType="separate"/>
-            </w:r>
-            <w:r>
-              <w:rPr>
-                <w:noProof/>
-                <w:sz w:val="96"/>
-                <w:szCs w:val="96"/>
-                <w:lang w:val="en-US"/>
-              </w:rPr>
-              <w:t>Luc</w:t>
-            </w:r>
-            <w:r>
-              <w:rPr>
-                <w:sz w:val="96"/>
-                <w:szCs w:val="96"/>
-              </w:rPr>
               <w:fldChar w:fldCharType="end"/>
             </w:r>
           </w:p>
@@ -1495,16 +1339,6 @@
                 <w:lang w:val="en-US"/>
               </w:rPr>
               <w:instrText xml:space="preserve"> MERGEFIELD institution </w:instrText>
-            </w:r>
-            <w:r>
-              <w:fldChar w:fldCharType="separate"/>
-            </w:r>
-            <w:r>
-              <w:rPr>
-                <w:noProof/>
-                <w:lang w:val="en-US"/>
-              </w:rPr>
-              <w:t>Toyota Material Handling France S.A.S.</w:t>
             </w:r>
             <w:r>
               <w:fldChar w:fldCharType="end"/>
@@ -1520,9 +1354,10 @@
       <w:footerReference w:type="default" r:id="rId10"/>
       <w:type w:val="continuous"/>
       <w:pgSz w:w="16840" w:h="11907" w:orient="landscape"/>
-      <w:pgMar w:top="113" w:right="1418" w:bottom="0" w:left="1418" w:header="720" w:footer="720" w:gutter="0"/>
+      <w:pgMar w:top="567" w:right="567" w:bottom="567" w:left="567" w:header="720" w:footer="720" w:gutter="0"/>
       <w:paperSrc w:first="4" w:other="4"/>
       <w:cols w:space="720"/>
+      <w:docGrid w:linePitch="299"/>
     </w:sectPr>
   </w:body>
 </w:document>
@@ -1568,7 +1403,7 @@
         <w:noProof/>
       </w:rPr>
       <w:drawing>
-        <wp:anchor distT="0" distB="0" distL="114300" distR="114300" simplePos="0" relativeHeight="251658752" behindDoc="0" locked="0" layoutInCell="1" allowOverlap="1" wp14:anchorId="188BD08F" wp14:editId="3A0DE920">
+        <wp:anchor distT="0" distB="0" distL="114300" distR="114300" simplePos="0" relativeHeight="251659264" behindDoc="0" locked="0" layoutInCell="1" allowOverlap="1" wp14:anchorId="188BD08F" wp14:editId="3A0DE920">
           <wp:simplePos x="0" y="0"/>
           <wp:positionH relativeFrom="column">
             <wp:posOffset>80010</wp:posOffset>
@@ -1622,7 +1457,7 @@
         <w:noProof/>
       </w:rPr>
       <w:drawing>
-        <wp:anchor distT="0" distB="0" distL="114300" distR="114300" simplePos="0" relativeHeight="251679232" behindDoc="0" locked="0" layoutInCell="1" allowOverlap="1" wp14:anchorId="4252325F" wp14:editId="0F6A2321">
+        <wp:anchor distT="0" distB="0" distL="114300" distR="114300" simplePos="0" relativeHeight="251675648" behindDoc="0" locked="0" layoutInCell="1" allowOverlap="1" wp14:anchorId="4252325F" wp14:editId="0F6A2321">
           <wp:simplePos x="0" y="0"/>
           <wp:positionH relativeFrom="column">
             <wp:posOffset>80010</wp:posOffset>
@@ -1678,7 +1513,7 @@
         <w:lang w:eastAsia="fr-FR"/>
       </w:rPr>
       <w:drawing>
-        <wp:anchor distT="0" distB="0" distL="114300" distR="114300" simplePos="0" relativeHeight="251668992" behindDoc="1" locked="0" layoutInCell="1" allowOverlap="1" wp14:anchorId="78288741" wp14:editId="215FA0F4">
+        <wp:anchor distT="0" distB="0" distL="114300" distR="114300" simplePos="0" relativeHeight="251667456" behindDoc="1" locked="0" layoutInCell="1" allowOverlap="1" wp14:anchorId="78288741" wp14:editId="215FA0F4">
           <wp:simplePos x="0" y="0"/>
           <wp:positionH relativeFrom="column">
             <wp:posOffset>63500</wp:posOffset>
@@ -1750,7 +1585,7 @@
       <mc:AlternateContent>
         <mc:Choice Requires="wps">
           <w:drawing>
-            <wp:anchor distT="0" distB="0" distL="114300" distR="114300" simplePos="0" relativeHeight="251638272" behindDoc="0" locked="0" layoutInCell="0" allowOverlap="1" wp14:anchorId="3DB6BFB4" wp14:editId="4463A43B">
+            <wp:anchor distT="0" distB="0" distL="114300" distR="114300" simplePos="0" relativeHeight="251642880" behindDoc="0" locked="0" layoutInCell="0" allowOverlap="1" wp14:anchorId="3DB6BFB4" wp14:editId="4463A43B">
               <wp:simplePos x="0" y="0"/>
               <wp:positionH relativeFrom="page">
                 <wp:posOffset>0</wp:posOffset>
@@ -1807,7 +1642,25 @@
                               <w:color w:val="000000"/>
                               <w:sz w:val="20"/>
                             </w:rPr>
-                            <w:t xml:space="preserve">Information classification: </w:t>
+                            <w:t xml:space="preserve">Information </w:t>
+                          </w:r>
+                          <w:proofErr w:type="gramStart"/>
+                          <w:r>
+                            <w:rPr>
+                              <w:rFonts w:ascii="Calibri" w:hAnsi="Calibri" w:cs="Calibri"/>
+                              <w:color w:val="000000"/>
+                              <w:sz w:val="20"/>
+                            </w:rPr>
+                            <w:t>classification:</w:t>
+                          </w:r>
+                          <w:proofErr w:type="gramEnd"/>
+                          <w:r>
+                            <w:rPr>
+                              <w:rFonts w:ascii="Calibri" w:hAnsi="Calibri" w:cs="Calibri"/>
+                              <w:color w:val="000000"/>
+                              <w:sz w:val="20"/>
+                            </w:rPr>
+                            <w:t xml:space="preserve"> </w:t>
                           </w:r>
                           <w:proofErr w:type="spellStart"/>
                           <w:r>
@@ -1840,7 +1693,7 @@
               <v:stroke joinstyle="miter"/>
               <v:path gradientshapeok="t" o:connecttype="rect"/>
             </v:shapetype>
-            <v:shape id="MSIPCM3336436c914683b23c619bf4" o:spid="_x0000_s1026" type="#_x0000_t202" alt="{&quot;HashCode&quot;:1662020960,&quot;Height&quot;:595.0,&quot;Width&quot;:841.0,&quot;Placement&quot;:&quot;Footer&quot;,&quot;Index&quot;:&quot;Primary&quot;,&quot;Section&quot;:1,&quot;Top&quot;:0.0,&quot;Left&quot;:0.0}" style="position:absolute;margin-left:0;margin-top:559.3pt;width:841.9pt;height:21pt;z-index:251638272;visibility:visible;mso-wrap-style:square;mso-wrap-distance-left:9pt;mso-wrap-distance-top:0;mso-wrap-distance-right:9pt;mso-wrap-distance-bottom:0;mso-position-horizontal:absolute;mso-position-horizontal-relative:page;mso-position-vertical:absolute;mso-position-vertical-relative:page;v-text-anchor:bottom" o:gfxdata="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" o:allowincell="f" filled="f" stroked="f" strokeweight=".5pt">
+            <v:shape id="MSIPCM3336436c914683b23c619bf4" o:spid="_x0000_s1026" type="#_x0000_t202" alt="{&quot;HashCode&quot;:1662020960,&quot;Height&quot;:595.0,&quot;Width&quot;:841.0,&quot;Placement&quot;:&quot;Footer&quot;,&quot;Index&quot;:&quot;Primary&quot;,&quot;Section&quot;:1,&quot;Top&quot;:0.0,&quot;Left&quot;:0.0}" style="position:absolute;margin-left:0;margin-top:559.3pt;width:841.9pt;height:21pt;z-index:251642880;visibility:visible;mso-wrap-style:square;mso-wrap-distance-left:9pt;mso-wrap-distance-top:0;mso-wrap-distance-right:9pt;mso-wrap-distance-bottom:0;mso-position-horizontal:absolute;mso-position-horizontal-relative:page;mso-position-vertical:absolute;mso-position-vertical-relative:page;v-text-anchor:bottom" o:gfxdata="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" o:allowincell="f" filled="f" stroked="f" strokeweight=".5pt">
               <v:textbox inset=",0,20pt,0">
                 <w:txbxContent>
                   <w:p>
@@ -1859,7 +1712,25 @@
                         <w:color w:val="000000"/>
                         <w:sz w:val="20"/>
                       </w:rPr>
-                      <w:t xml:space="preserve">Information classification: </w:t>
+                      <w:t xml:space="preserve">Information </w:t>
+                    </w:r>
+                    <w:proofErr w:type="gramStart"/>
+                    <w:r>
+                      <w:rPr>
+                        <w:rFonts w:ascii="Calibri" w:hAnsi="Calibri" w:cs="Calibri"/>
+                        <w:color w:val="000000"/>
+                        <w:sz w:val="20"/>
+                      </w:rPr>
+                      <w:t>classification:</w:t>
+                    </w:r>
+                    <w:proofErr w:type="gramEnd"/>
+                    <w:r>
+                      <w:rPr>
+                        <w:rFonts w:ascii="Calibri" w:hAnsi="Calibri" w:cs="Calibri"/>
+                        <w:color w:val="000000"/>
+                        <w:sz w:val="20"/>
+                      </w:rPr>
+                      <w:t xml:space="preserve"> </w:t>
                     </w:r>
                     <w:proofErr w:type="spellStart"/>
                     <w:r>
@@ -1924,7 +1795,7 @@
         <w:noProof/>
       </w:rPr>
       <w:drawing>
-        <wp:anchor distT="0" distB="0" distL="114300" distR="114300" simplePos="0" relativeHeight="251653632" behindDoc="0" locked="0" layoutInCell="1" allowOverlap="1" wp14:anchorId="10A9462E" wp14:editId="023A5E0E">
+        <wp:anchor distT="0" distB="0" distL="114300" distR="114300" simplePos="0" relativeHeight="251655168" behindDoc="0" locked="0" layoutInCell="1" allowOverlap="1" wp14:anchorId="10A9462E" wp14:editId="023A5E0E">
           <wp:simplePos x="0" y="0"/>
           <wp:positionH relativeFrom="column">
             <wp:posOffset>49530</wp:posOffset>
@@ -1980,7 +1851,7 @@
         <w:lang w:eastAsia="fr-FR"/>
       </w:rPr>
       <w:drawing>
-        <wp:anchor distT="0" distB="0" distL="114300" distR="114300" simplePos="0" relativeHeight="251674112" behindDoc="1" locked="0" layoutInCell="1" allowOverlap="1" wp14:anchorId="50417CEE" wp14:editId="44B756AC">
+        <wp:anchor distT="0" distB="0" distL="114300" distR="114300" simplePos="0" relativeHeight="251671552" behindDoc="1" locked="0" layoutInCell="1" allowOverlap="1" wp14:anchorId="50417CEE" wp14:editId="44B756AC">
           <wp:simplePos x="0" y="0"/>
           <wp:positionH relativeFrom="column">
             <wp:posOffset>63500</wp:posOffset>
@@ -2050,7 +1921,7 @@
         <w:lang w:eastAsia="fr-FR"/>
       </w:rPr>
       <w:drawing>
-        <wp:anchor distT="0" distB="0" distL="114300" distR="114300" simplePos="0" relativeHeight="251643392" behindDoc="1" locked="0" layoutInCell="1" allowOverlap="1" wp14:anchorId="291D7AEF" wp14:editId="6375614C">
+        <wp:anchor distT="0" distB="0" distL="114300" distR="114300" simplePos="0" relativeHeight="251646976" behindDoc="1" locked="0" layoutInCell="1" allowOverlap="1" wp14:anchorId="291D7AEF" wp14:editId="6375614C">
           <wp:simplePos x="0" y="0"/>
           <wp:positionH relativeFrom="column">
             <wp:posOffset>139700</wp:posOffset>
@@ -2120,7 +1991,7 @@
         <w:lang w:eastAsia="fr-FR"/>
       </w:rPr>
       <w:drawing>
-        <wp:anchor distT="0" distB="0" distL="114300" distR="114300" simplePos="0" relativeHeight="251648512" behindDoc="1" locked="0" layoutInCell="1" allowOverlap="1" wp14:anchorId="411C92EB" wp14:editId="682A411C">
+        <wp:anchor distT="0" distB="0" distL="114300" distR="114300" simplePos="0" relativeHeight="251651072" behindDoc="1" locked="0" layoutInCell="1" allowOverlap="1" wp14:anchorId="411C92EB" wp14:editId="682A411C">
           <wp:simplePos x="0" y="0"/>
           <wp:positionH relativeFrom="column">
             <wp:posOffset>139700</wp:posOffset>
@@ -2190,7 +2061,7 @@
         <w:lang w:eastAsia="fr-FR"/>
       </w:rPr>
       <w:drawing>
-        <wp:anchor distT="0" distB="0" distL="114300" distR="114300" simplePos="0" relativeHeight="251663872" behindDoc="1" locked="0" layoutInCell="1" allowOverlap="1" wp14:anchorId="459F9D64" wp14:editId="3810B1A1">
+        <wp:anchor distT="0" distB="0" distL="114300" distR="114300" simplePos="0" relativeHeight="251663360" behindDoc="1" locked="0" layoutInCell="1" allowOverlap="1" wp14:anchorId="459F9D64" wp14:editId="3810B1A1">
           <wp:simplePos x="0" y="0"/>
           <wp:positionH relativeFrom="column">
             <wp:posOffset>139700</wp:posOffset>
@@ -3075,18 +2946,6 @@
 </file>
 
 <file path=customXml/item2.xml><?xml version="1.0" encoding="utf-8"?>
-<p:properties xmlns:p="http://schemas.microsoft.com/office/2006/metadata/properties" xmlns:xsi="http://www.w3.org/2001/XMLSchema-instance" xmlns:pc="http://schemas.microsoft.com/office/infopath/2007/PartnerControls">
-  <documentManagement>
-    <TaxCatchAll xmlns="0ad0e0a9-ab9a-4e6f-9f02-d25f1222e6d5" xsi:nil="true"/>
-    <Commentaire xmlns="d486a57a-bb99-4dc9-bf99-6c7c10447675" xsi:nil="true"/>
-    <lcf76f155ced4ddcb4097134ff3c332f xmlns="d486a57a-bb99-4dc9-bf99-6c7c10447675">
-      <Terms xmlns="http://schemas.microsoft.com/office/infopath/2007/PartnerControls"/>
-    </lcf76f155ced4ddcb4097134ff3c332f>
-  </documentManagement>
-</p:properties>
-</file>
-
-<file path=customXml/item3.xml><?xml version="1.0" encoding="utf-8"?>
 <ct:contentTypeSchema xmlns:ct="http://schemas.microsoft.com/office/2006/metadata/contentType" xmlns:ma="http://schemas.microsoft.com/office/2006/metadata/properties/metaAttributes" ct:_="" ma:_="" ma:contentTypeName="Document" ma:contentTypeID="0x0101004774D812F47F834E9A74CD233E6E7281" ma:contentTypeVersion="19" ma:contentTypeDescription="Crée un document." ma:contentTypeScope="" ma:versionID="02bbfc0b177444a254b829f3d20e9b99">
   <xsd:schema xmlns:xsd="http://www.w3.org/2001/XMLSchema" xmlns:xs="http://www.w3.org/2001/XMLSchema" xmlns:p="http://schemas.microsoft.com/office/2006/metadata/properties" xmlns:ns2="d486a57a-bb99-4dc9-bf99-6c7c10447675" xmlns:ns3="0ad0e0a9-ab9a-4e6f-9f02-d25f1222e6d5" targetNamespace="http://schemas.microsoft.com/office/2006/metadata/properties" ma:root="true" ma:fieldsID="acf9e3dba13bd01d2d9490b21d6c77d7" ns2:_="" ns3:_="">
     <xsd:import namespace="d486a57a-bb99-4dc9-bf99-6c7c10447675"/>
@@ -3349,6 +3208,18 @@
 </ct:contentTypeSchema>
 </file>
 
+<file path=customXml/item3.xml><?xml version="1.0" encoding="utf-8"?>
+<p:properties xmlns:p="http://schemas.microsoft.com/office/2006/metadata/properties" xmlns:xsi="http://www.w3.org/2001/XMLSchema-instance" xmlns:pc="http://schemas.microsoft.com/office/infopath/2007/PartnerControls">
+  <documentManagement>
+    <TaxCatchAll xmlns="0ad0e0a9-ab9a-4e6f-9f02-d25f1222e6d5" xsi:nil="true"/>
+    <Commentaire xmlns="d486a57a-bb99-4dc9-bf99-6c7c10447675" xsi:nil="true"/>
+    <lcf76f155ced4ddcb4097134ff3c332f xmlns="d486a57a-bb99-4dc9-bf99-6c7c10447675">
+      <Terms xmlns="http://schemas.microsoft.com/office/infopath/2007/PartnerControls"/>
+    </lcf76f155ced4ddcb4097134ff3c332f>
+  </documentManagement>
+</p:properties>
+</file>
+
 <file path=customXml/itemProps1.xml><?xml version="1.0" encoding="utf-8"?>
 <ds:datastoreItem xmlns:ds="http://schemas.openxmlformats.org/officeDocument/2006/customXml" ds:itemID="{E4A411F8-BA42-443E-A071-0178352FA817}">
   <ds:schemaRefs>
@@ -3358,17 +3229,6 @@
 </file>
 
 <file path=customXml/itemProps2.xml><?xml version="1.0" encoding="utf-8"?>
-<ds:datastoreItem xmlns:ds="http://schemas.openxmlformats.org/officeDocument/2006/customXml" ds:itemID="{B861A331-F276-4A08-907A-8611DC841BFF}">
-  <ds:schemaRefs>
-    <ds:schemaRef ds:uri="http://schemas.microsoft.com/office/2006/metadata/properties"/>
-    <ds:schemaRef ds:uri="http://schemas.microsoft.com/office/infopath/2007/PartnerControls"/>
-    <ds:schemaRef ds:uri="0ad0e0a9-ab9a-4e6f-9f02-d25f1222e6d5"/>
-    <ds:schemaRef ds:uri="d486a57a-bb99-4dc9-bf99-6c7c10447675"/>
-  </ds:schemaRefs>
-</ds:datastoreItem>
-</file>
-
-<file path=customXml/itemProps3.xml><?xml version="1.0" encoding="utf-8"?>
 <ds:datastoreItem xmlns:ds="http://schemas.openxmlformats.org/officeDocument/2006/customXml" ds:itemID="{CD6689A9-670F-455C-88FD-81CD1C443B56}">
   <ds:schemaRefs>
     <ds:schemaRef ds:uri="http://schemas.microsoft.com/office/2006/metadata/contentType"/>
@@ -3385,4 +3245,15 @@
     <ds:schemaRef ds:uri="http://schemas.microsoft.com/internal/obd"/>
   </ds:schemaRefs>
 </ds:datastoreItem>
+</file>
+
+<file path=customXml/itemProps3.xml><?xml version="1.0" encoding="utf-8"?>
+<ds:datastoreItem xmlns:ds="http://schemas.openxmlformats.org/officeDocument/2006/customXml" ds:itemID="{B861A331-F276-4A08-907A-8611DC841BFF}">
+  <ds:schemaRefs>
+    <ds:schemaRef ds:uri="http://schemas.microsoft.com/office/2006/metadata/properties"/>
+    <ds:schemaRef ds:uri="http://schemas.microsoft.com/office/infopath/2007/PartnerControls"/>
+    <ds:schemaRef ds:uri="0ad0e0a9-ab9a-4e6f-9f02-d25f1222e6d5"/>
+    <ds:schemaRef ds:uri="d486a57a-bb99-4dc9-bf99-6c7c10447675"/>
+  </ds:schemaRefs>
+</ds:datastoreItem>
 </file>